--- a/phases de DEV/phases generees/PHASE_54_LES_NEUF_DEFAUTS_P2_DE_L_AUDIT.docx
+++ b/phases de DEV/phases generees/PHASE_54_LES_NEUF_DEFAUTS_P2_DE_L_AUDIT.docx
@@ -1280,31 +1280,115 @@
         <w:spacing w:after="60" w:before="60"/>
       </w:pPr>
       <w:r>
-        <w:t xml:space="preserve">Les tests d'intégration des phases 53 et 54 n'ont pas pu tourner : le moteur</w:t>
-      </w:r>
-    </w:p>
-    <w:p>
-      <w:pPr>
-        <w:spacing w:after="60" w:before="60"/>
-      </w:pPr>
-      <w:r>
-        <w:t xml:space="preserve">Docker ne répondait plus sur cette machine. Les deux migrations de la phase 53</w:t>
-      </w:r>
-    </w:p>
-    <w:p>
-      <w:pPr>
-        <w:spacing w:after="60" w:before="60"/>
-      </w:pPr>
-      <w:r>
-        <w:t xml:space="preserve">restent à passer sur la base cible. Le back-office et le panneau d'admin n'ont</w:t>
-      </w:r>
-    </w:p>
-    <w:p>
-      <w:pPr>
-        <w:spacing w:after="60" w:before="60"/>
-      </w:pPr>
-      <w:r>
-        <w:t xml:space="preserve">toujours aucun test automatisé — c'est le P3 le plus rentable qui reste.</w:t>
+        <w:t xml:space="preserve">&gt; </w:t>
+      </w:r>
+      <w:r>
+        <w:rPr>
+          <w:b/>
+          <w:bCs/>
+        </w:rPr>
+        <w:t xml:space="preserve">Mise à jour du 01/10/2026.</w:t>
+      </w:r>
+      <w:r>
+        <w:t xml:space="preserve"> Cette section disait que les tests</w:t>
+      </w:r>
+    </w:p>
+    <w:p>
+      <w:pPr>
+        <w:spacing w:after="60" w:before="60"/>
+      </w:pPr>
+      <w:r>
+        <w:t xml:space="preserve">&gt; d'intégration n'avaient pas pu tourner et que les migrations restaient à</w:t>
+      </w:r>
+    </w:p>
+    <w:p>
+      <w:pPr>
+        <w:spacing w:after="60" w:before="60"/>
+      </w:pPr>
+      <w:r>
+        <w:t xml:space="preserve">&gt; passer : les deux sont faits. Le moteur Docker a été relancé, la suite passe</w:t>
+      </w:r>
+    </w:p>
+    <w:p>
+      <w:pPr>
+        <w:spacing w:after="60" w:before="60"/>
+      </w:pPr>
+      <w:r>
+        <w:t xml:space="preserve">&gt; sur une vraie base, les migrations ont été appliquées sur la base cible, et la</w:t>
+      </w:r>
+    </w:p>
+    <w:p>
+      <w:pPr>
+        <w:spacing w:after="60" w:before="60"/>
+      </w:pPr>
+      <w:r>
+        <w:t xml:space="preserve">&gt; </w:t>
+      </w:r>
+      <w:r>
+        <w:rPr>
+          <w:b/>
+          <w:bCs/>
+        </w:rPr>
+        <w:t xml:space="preserve">CI lance désormais la suite</w:t>
+      </w:r>
+      <w:r>
+        <w:t xml:space="preserve"> (voir la fin de la phase 55). La phrase est</w:t>
+      </w:r>
+    </w:p>
+    <w:p>
+      <w:pPr>
+        <w:spacing w:after="60" w:before="60"/>
+      </w:pPr>
+      <w:r>
+        <w:t xml:space="preserve">&gt; gardée ici plutôt que réécrite : elle décrit l'état du jour où la phase a été</w:t>
+      </w:r>
+    </w:p>
+    <w:p>
+      <w:pPr>
+        <w:spacing w:after="60" w:before="60"/>
+      </w:pPr>
+      <w:r>
+        <w:t xml:space="preserve">&gt; livrée, et un manuel qui se corrige en silence ne se relit plus avec confiance.</w:t>
+      </w:r>
+    </w:p>
+    <w:p>
+      <w:pPr>
+        <w:spacing w:after="60" w:before="60"/>
+      </w:pPr>
+      <w:r>
+        <w:t xml:space="preserve">Au moment de la livraison, les tests d'intégration des phases 53 et 54 n'avaient</w:t>
+      </w:r>
+    </w:p>
+    <w:p>
+      <w:pPr>
+        <w:spacing w:after="60" w:before="60"/>
+      </w:pPr>
+      <w:r>
+        <w:t xml:space="preserve">pas pu tourner — le moteur Docker ne répondait plus sur cette machine — et les</w:t>
+      </w:r>
+    </w:p>
+    <w:p>
+      <w:pPr>
+        <w:spacing w:after="60" w:before="60"/>
+      </w:pPr>
+      <w:r>
+        <w:t xml:space="preserve">deux migrations de la phase 53 restaient à passer sur la base cible.</w:t>
+      </w:r>
+    </w:p>
+    <w:p>
+      <w:pPr>
+        <w:spacing w:after="60" w:before="60"/>
+      </w:pPr>
+      <w:r>
+        <w:t xml:space="preserve">Ce qui reste VRAIMENT ouvert : le back-office, le panneau d'admin et le poste</w:t>
+      </w:r>
+    </w:p>
+    <w:p>
+      <w:pPr>
+        <w:spacing w:after="60" w:before="60"/>
+      </w:pPr>
+      <w:r>
+        <w:t xml:space="preserve">opérateur n'ont toujours aucun test automatisé. C'est le P3 le plus rentable.</w:t>
       </w:r>
     </w:p>
     <w:sectPr>
@@ -1380,7 +1464,7 @@
         <w:sz w:val="16"/>
         <w:szCs w:val="16"/>
       </w:rPr>
-      <w:t xml:space="preserve">01 octobre 2026</w:t>
+      <w:t xml:space="preserve">09 octobre 2026</w:t>
     </w:r>
     <w:r>
       <w:rPr>

--- a/phases de DEV/phases generees/PHASE_54_LES_NEUF_DEFAUTS_P2_DE_L_AUDIT.docx
+++ b/phases de DEV/phases generees/PHASE_54_LES_NEUF_DEFAUTS_P2_DE_L_AUDIT.docx
@@ -1464,7 +1464,7 @@
         <w:sz w:val="16"/>
         <w:szCs w:val="16"/>
       </w:rPr>
-      <w:t xml:space="preserve">09 octobre 2026</w:t>
+      <w:t xml:space="preserve">11 octobre 2026</w:t>
     </w:r>
     <w:r>
       <w:rPr>

--- a/phases de DEV/phases generees/PHASE_54_LES_NEUF_DEFAUTS_P2_DE_L_AUDIT.docx
+++ b/phases de DEV/phases generees/PHASE_54_LES_NEUF_DEFAUTS_P2_DE_L_AUDIT.docx
@@ -1464,7 +1464,7 @@
         <w:sz w:val="16"/>
         <w:szCs w:val="16"/>
       </w:rPr>
-      <w:t xml:space="preserve">11 octobre 2026</w:t>
+      <w:t xml:space="preserve">19 octobre 2026</w:t>
     </w:r>
     <w:r>
       <w:rPr>
